--- a/arb/docx/40.content.docx
+++ b/arb/docx/40.content.docx
@@ -32,23 +32,6 @@
     </w:p>
     <w:p>
       <w:pPr>
-        <w:pStyle w:val="Heading2"/>
-        <w:bidi/>
-      </w:pPr>
-      <w:r>
-        <w:rPr>
-          <w:lang w:val="ar_AE" w:bidi="ar_AE"/>
-        </w:rPr>
-        <w:t>License Information</w:t>
-      </w:r>
-      <w:r>
-        <w:rPr>
-          <w:lang w:val="ar_AE" w:bidi="ar_AE"/>
-        </w:rPr>
-      </w:r>
-    </w:p>
-    <w:p>
-      <w:pPr>
         <w:bidi/>
       </w:pPr>
       <w:r>
@@ -61,88 +44,25 @@
           <w:b/>
           <w:lang w:val="ar_AE" w:bidi="ar_AE"/>
         </w:rPr>
-        <w:t>ملاحظات الدراسة (بيبليكا)</w:t>
-      </w:r>
-      <w:r>
-        <w:rPr>
-          <w:lang w:val="ar_AE" w:bidi="ar_AE"/>
-        </w:rPr>
-        <w:t xml:space="preserve"> (Arabic) is based on</w:t>
-      </w:r>
-      <w:r>
-        <w:rPr>
-          <w:lang w:val="ar_AE" w:bidi="ar_AE"/>
-        </w:rPr>
-        <w:t xml:space="preserve">: </w:t>
-      </w:r>
-      <w:r>
-        <w:rPr>
-          <w:lang w:val="ar_AE" w:bidi="ar_AE"/>
-        </w:rPr>
         <w:t>Biblica Study Notes</w:t>
       </w:r>
       <w:r>
         <w:rPr>
           <w:lang w:val="ar_AE" w:bidi="ar_AE"/>
         </w:rPr>
-        <w:t xml:space="preserve">, </w:t>
-      </w:r>
-      <w:hyperlink r:id="rId13">
-        <w:r>
-          <w:rPr>
-            <w:lang w:val="ar_AE" w:bidi="ar_AE"/>
-          </w:rPr>
-          <w:rPr>
-            <w:color w:val="0000EE"/>
-            <w:u w:val="single"/>
-          </w:rPr>
-          <w:t>Biblica Inc.</w:t>
-        </w:r>
-      </w:hyperlink>
-      <w:r>
-        <w:rPr>
-          <w:lang w:val="ar_AE" w:bidi="ar_AE"/>
-        </w:rPr>
-        <w:t xml:space="preserve">, 2023, which is licensed under a </w:t>
-      </w:r>
-      <w:hyperlink r:id="rId14">
-        <w:r>
-          <w:rPr>
-            <w:lang w:val="ar_AE" w:bidi="ar_AE"/>
-          </w:rPr>
-          <w:rPr>
-            <w:color w:val="0000EE"/>
-            <w:u w:val="single"/>
-          </w:rPr>
-          <w:t>CC BY-SA 4.0 license</w:t>
-        </w:r>
-      </w:hyperlink>
-      <w:r>
-        <w:rPr>
-          <w:lang w:val="ar_AE" w:bidi="ar_AE"/>
-        </w:rPr>
-        <w:t>.</w:t>
-      </w:r>
-      <w:r>
-        <w:rPr>
-          <w:lang w:val="ar_AE" w:bidi="ar_AE"/>
-        </w:rPr>
-      </w:r>
-    </w:p>
-    <w:p>
-      <w:pPr>
-        <w:bidi/>
-      </w:pPr>
-      <w:r>
-        <w:rPr>
-          <w:lang w:val="ar_AE" w:bidi="ar_AE"/>
-        </w:rPr>
-      </w:r>
-      <w:r>
-        <w:rPr>
-          <w:lang w:val="ar_AE" w:bidi="ar_AE"/>
-        </w:rPr>
-        <w:t>This PDF version is provided under the same license.</w:t>
+        <w:t xml:space="preserve"> © 2023 Biblica Inc. Released under CC BY-SA 4.0 license. </w:t>
+      </w:r>
+      <w:r>
+        <w:rPr>
+          <w:lang w:val="ar_AE" w:bidi="ar_AE"/>
+        </w:rPr>
+        <w:t>Biblica Study Notes</w:t>
+      </w:r>
+      <w:r>
+        <w:rPr>
+          <w:lang w:val="ar_AE" w:bidi="ar_AE"/>
+        </w:rPr>
+        <w:t xml:space="preserve"> has been adapted in the following languages: Tok Pisin, Arabic (عربي), French (Français), Hindi (हिंदी), Indonesian (Bahasa Indonesia), Portuguese (Português), Russian (Русский), Spanish (Español), Swahili (Kiswahili), and Simplified Chinese (简体中文)from Biblica Study Notes © 2023 Biblica Inc. Released under CC BY-SA 4.0 license by Mission Mutual</w:t>
       </w:r>
       <w:r>
         <w:rPr>

--- a/arb/docx/40.content.docx
+++ b/arb/docx/40.content.docx
@@ -125,28 +125,6 @@
           <w:lang w:val="ar_AE" w:bidi="ar_AE"/>
         </w:rPr>
         <w:t>MAT</w:t>
-      </w:r>
-      <w:r>
-        <w:rPr>
-          <w:lang w:val="ar_AE" w:bidi="ar_AE"/>
-        </w:rPr>
-      </w:r>
-    </w:p>
-    <w:p>
-      <w:pPr>
-        <w:bidi/>
-      </w:pPr>
-      <w:r>
-        <w:rPr>
-          <w:lang w:val="ar_AE" w:bidi="ar_AE"/>
-        </w:rPr>
-      </w:r>
-      <w:r>
-        <w:rPr>
-          <w:i/>
-          <w:lang w:val="ar_AE" w:bidi="ar_AE"/>
-        </w:rPr>
-        <w:t>متى 1:1–17, متى 18:1–25, متى 1:2–23, متى 1:3–12, متي 13:3–17, متي 1:4–11, متى 12:4–17, متى 18:4–25, متى 1:5–12, متى 13:5–20, متى 21:5–48, متى 1:6–15, متي 16:6–34, متى 1:7–12, متى 13:7–23, متى 24:7–29, متى 1:8–17, متى 18:8–34, متى 1:9–17, متى 18:9–38, متى 1:10–15, متى 16:10–42, متى 1:11–19, متي 20:11–30, متى 1:12–14, متى 15:12–21, متى 22:12–37, متى 38:12–50, متى 1:13–23, متى 24:13–52, متى 53:13–12:14, متى 13:14–21, متى 22:14–36, متى 1:15–20, متى 21:15–28, متى 29:15–39, متى 1:16–12, متى 13:16–27, متى 28:16–13:17, متى ١4:17–27, متى 1:18–11, متى 12:18–14, متى 15:18–35, متى 1:19–15, متى 16:19–30, متى 1:20–16, متى 17:20–34, متى 1:21–17, متى 18:21–27, متى 28:21–46, متى 1:22–14, متى 15:22–33, متى 34:22–46, متى 1:23–39, متي 1:24–14, متى 15:24–51, متى 1:25–13, متى 14:25–30, متى 31:25–46, متى 1:26–16, متى 17:26–30, متى 31:26–46, متى 47:26–56, متى 57:26–68, متى 69:26–75, متى 1:27–10, متى 11:27–26, متى 27:27–44, متى 45:27–66, متى 1:28–15, متي 16:28–20</w:t>
       </w:r>
       <w:r>
         <w:rPr>

--- a/arb/docx/40.content.docx
+++ b/arb/docx/40.content.docx
@@ -22,7 +22,7 @@
         <w:rPr>
           <w:lang w:val="ar_AE" w:bidi="ar_AE"/>
         </w:rPr>
-        <w:t>Resource: ملاحظات الدراسة (بيبليكا)</w:t>
+        <w:t>Resource: Biblica Study Notes</w:t>
       </w:r>
       <w:r>
         <w:rPr>
@@ -84,7 +84,7 @@
         <w:rPr>
           <w:lang w:val="ar_AE" w:bidi="ar_AE"/>
         </w:rPr>
-        <w:t>ملاحظات الدراسة (بيبليكا)</w:t>
+        <w:t>Biblica Study Notes</w:t>
       </w:r>
     </w:p>
     <w:p>
